--- a/Documentos Base/Sprint 8 documentacion/Sprint_08_Informe_Pruebas_ICARO.docx
+++ b/Documentos Base/Sprint 8 documentacion/Sprint_08_Informe_Pruebas_ICARO.docx
@@ -93,7 +93,6 @@
               <w:rPr>
                 <w:rFonts w:ascii="Calibri" w:hAnsi="Calibri"/>
                 <w:b/>
-                <w:color w:val="000000"/>
                 <w:sz w:val="20"/>
               </w:rPr>
               <w:t>Código del documento</w:t>
@@ -127,7 +126,6 @@
               <w:rPr>
                 <w:rFonts w:ascii="Calibri" w:hAnsi="Calibri"/>
                 <w:b/>
-                <w:color w:val="000000"/>
                 <w:sz w:val="20"/>
               </w:rPr>
               <w:t>Nombre del documento</w:t>
@@ -161,7 +159,6 @@
               <w:rPr>
                 <w:rFonts w:ascii="Calibri" w:hAnsi="Calibri"/>
                 <w:b/>
-                <w:color w:val="000000"/>
                 <w:sz w:val="20"/>
               </w:rPr>
               <w:t>Versión</w:t>
@@ -195,7 +192,6 @@
               <w:rPr>
                 <w:rFonts w:ascii="Calibri" w:hAnsi="Calibri"/>
                 <w:b/>
-                <w:color w:val="000000"/>
                 <w:sz w:val="20"/>
               </w:rPr>
               <w:t>Fecha de elaboración</w:t>
@@ -213,15 +209,7 @@
                 <w:color w:val="000000"/>
                 <w:sz w:val="20"/>
               </w:rPr>
-              <w:t>06</w:t>
-            </w:r>
-            <w:r>
-              <w:rPr>
-                <w:rFonts w:ascii="Calibri" w:hAnsi="Calibri"/>
-                <w:color w:val="000000"/>
-                <w:sz w:val="20"/>
-              </w:rPr>
-              <w:t>/06/2026</w:t>
+              <w:t>06/06/2026</w:t>
             </w:r>
           </w:p>
         </w:tc>
@@ -237,7 +225,6 @@
               <w:rPr>
                 <w:rFonts w:ascii="Calibri" w:hAnsi="Calibri"/>
                 <w:b/>
-                <w:color w:val="000000"/>
                 <w:sz w:val="20"/>
               </w:rPr>
               <w:t>Sprint evaluado</w:t>
@@ -271,7 +258,6 @@
               <w:rPr>
                 <w:rFonts w:ascii="Calibri" w:hAnsi="Calibri"/>
                 <w:b/>
-                <w:color w:val="000000"/>
                 <w:sz w:val="20"/>
               </w:rPr>
               <w:t>Responsable de elaboración</w:t>
@@ -305,7 +291,6 @@
               <w:rPr>
                 <w:rFonts w:ascii="Calibri" w:hAnsi="Calibri"/>
                 <w:b/>
-                <w:color w:val="000000"/>
                 <w:sz w:val="20"/>
               </w:rPr>
               <w:t>Estado del documento</w:t>
@@ -527,7 +512,6 @@
               <w:rPr>
                 <w:rFonts w:ascii="Calibri" w:hAnsi="Calibri"/>
                 <w:b/>
-                <w:color w:val="000000"/>
                 <w:sz w:val="20"/>
               </w:rPr>
               <w:t>Número del sprint</w:t>
@@ -561,7 +545,6 @@
               <w:rPr>
                 <w:rFonts w:ascii="Calibri" w:hAnsi="Calibri"/>
                 <w:b/>
-                <w:color w:val="000000"/>
                 <w:sz w:val="20"/>
               </w:rPr>
               <w:t>Nombre del sprint</w:t>
@@ -595,7 +578,6 @@
               <w:rPr>
                 <w:rFonts w:ascii="Calibri" w:hAnsi="Calibri"/>
                 <w:b/>
-                <w:color w:val="000000"/>
                 <w:sz w:val="20"/>
               </w:rPr>
               <w:t>Fecha de inicio</w:t>
@@ -629,7 +611,6 @@
               <w:rPr>
                 <w:rFonts w:ascii="Calibri" w:hAnsi="Calibri"/>
                 <w:b/>
-                <w:color w:val="000000"/>
                 <w:sz w:val="20"/>
               </w:rPr>
               <w:t>Fecha de cierre</w:t>
@@ -679,7 +660,6 @@
               <w:rPr>
                 <w:rFonts w:ascii="Calibri" w:hAnsi="Calibri"/>
                 <w:b/>
-                <w:color w:val="000000"/>
                 <w:sz w:val="20"/>
               </w:rPr>
               <w:t>Duración</w:t>
@@ -713,7 +693,6 @@
               <w:rPr>
                 <w:rFonts w:ascii="Calibri" w:hAnsi="Calibri"/>
                 <w:b/>
-                <w:color w:val="000000"/>
                 <w:sz w:val="20"/>
               </w:rPr>
               <w:t>Módulos/componentes trabajados</w:t>
@@ -2345,7 +2324,6 @@
               <w:rPr>
                 <w:rFonts w:ascii="Calibri" w:hAnsi="Calibri"/>
                 <w:b/>
-                <w:color w:val="000000"/>
                 <w:sz w:val="20"/>
               </w:rPr>
               <w:t>Tipos de prueba ejecutados</w:t>
@@ -2433,7 +2411,6 @@
               <w:rPr>
                 <w:rFonts w:ascii="Calibri" w:hAnsi="Calibri"/>
                 <w:b/>
-                <w:color w:val="000000"/>
                 <w:sz w:val="20"/>
               </w:rPr>
               <w:t>Entorno de pruebas</w:t>
@@ -7160,6 +7137,7 @@
                 <w:sz w:val="14"/>
                 <w:szCs w:val="14"/>
               </w:rPr>
+              <w:lastRenderedPageBreak/>
               <w:t>CP-181</w:t>
             </w:r>
           </w:p>
@@ -15051,6 +15029,7 @@
   <w:style w:type="character" w:default="1" w:styleId="Fuentedeprrafopredeter">
     <w:name w:val="Default Paragraph Font"/>
     <w:uiPriority w:val="1"/>
+    <w:semiHidden/>
     <w:unhideWhenUsed/>
   </w:style>
   <w:style w:type="table" w:default="1" w:styleId="Tablanormal">
